--- a/러시아 인권변호사/7부/7부_2화_복합위기의_발생.docx
+++ b/러시아 인권변호사/7부/7부_2화_복합위기의_발생.docx
@@ -382,6 +382,233 @@
     </w:p>
     <w:p>
       <w:pPr>
+        <w:spacing w:before="0" w:after="110" w:line="300" w:lineRule="auto"/>
+      </w:pPr>
+      <w:r>
+        <w:rPr>
+          <w:rFonts w:ascii="Times New Roman" w:hAnsi="Times New Roman" w:eastAsia="Malgun Gothic"/>
+          <w:b/>
+          <w:i w:val="0"/>
+          <w:sz w:val="22"/>
+        </w:rPr>
+        <w:t xml:space="preserve">Гуркин: </w:t>
+      </w:r>
+      <w:r>
+        <w:rPr>
+          <w:rFonts w:ascii="Times New Roman" w:hAnsi="Times New Roman" w:eastAsia="Malgun Gothic"/>
+          <w:b w:val="0"/>
+          <w:i w:val="0"/>
+          <w:sz w:val="22"/>
+        </w:rPr>
+        <w:t>Слушаюсь. Пойдём через тех же посредников, что и в прошлый раз?</w:t>
+      </w:r>
+    </w:p>
+    <w:p>
+      <w:pPr>
+        <w:spacing w:before="0" w:after="110" w:line="300" w:lineRule="auto"/>
+      </w:pPr>
+      <w:r>
+        <w:rPr>
+          <w:rFonts w:ascii="Times New Roman" w:hAnsi="Times New Roman" w:eastAsia="Malgun Gothic"/>
+          <w:b/>
+          <w:i w:val="0"/>
+          <w:sz w:val="22"/>
+        </w:rPr>
+        <w:t xml:space="preserve">Лёша: </w:t>
+      </w:r>
+      <w:r>
+        <w:rPr>
+          <w:rFonts w:ascii="Times New Roman" w:hAnsi="Times New Roman" w:eastAsia="Malgun Gothic"/>
+          <w:b w:val="0"/>
+          <w:i w:val="0"/>
+          <w:sz w:val="22"/>
+        </w:rPr>
+        <w:t>Через тех же. Они знают обе стороны и не любят шума.</w:t>
+      </w:r>
+    </w:p>
+    <w:p>
+      <w:pPr>
+        <w:spacing w:before="0" w:after="110" w:line="300" w:lineRule="auto"/>
+      </w:pPr>
+      <w:r>
+        <w:rPr>
+          <w:rFonts w:ascii="Times New Roman" w:hAnsi="Times New Roman" w:eastAsia="Malgun Gothic"/>
+          <w:b/>
+          <w:i w:val="0"/>
+          <w:sz w:val="22"/>
+        </w:rPr>
+        <w:t xml:space="preserve">Радищев: </w:t>
+      </w:r>
+      <w:r>
+        <w:rPr>
+          <w:rFonts w:ascii="Times New Roman" w:hAnsi="Times New Roman" w:eastAsia="Malgun Gothic"/>
+          <w:b w:val="0"/>
+          <w:i w:val="0"/>
+          <w:sz w:val="22"/>
+        </w:rPr>
+        <w:t>Тогда разрешите хотя бы привести части на границе в повышенную готовность. Без переброски, без публичных заявлений.</w:t>
+      </w:r>
+    </w:p>
+    <w:p>
+      <w:pPr>
+        <w:spacing w:before="0" w:after="110" w:line="300" w:lineRule="auto"/>
+      </w:pPr>
+      <w:r>
+        <w:rPr>
+          <w:rFonts w:ascii="Times New Roman" w:hAnsi="Times New Roman" w:eastAsia="Malgun Gothic"/>
+          <w:b/>
+          <w:i w:val="0"/>
+          <w:sz w:val="22"/>
+        </w:rPr>
+        <w:t xml:space="preserve">Лёша: </w:t>
+      </w:r>
+      <w:r>
+        <w:rPr>
+          <w:rFonts w:ascii="Times New Roman" w:hAnsi="Times New Roman" w:eastAsia="Malgun Gothic"/>
+          <w:b w:val="0"/>
+          <w:i/>
+          <w:color w:val="555555"/>
+          <w:sz w:val="22"/>
+        </w:rPr>
+        <w:t>(Гуркину)</w:t>
+      </w:r>
+      <w:r>
+        <w:rPr>
+          <w:rFonts w:ascii="Times New Roman" w:hAnsi="Times New Roman" w:eastAsia="Malgun Gothic"/>
+          <w:b w:val="0"/>
+          <w:i w:val="0"/>
+          <w:sz w:val="22"/>
+        </w:rPr>
+        <w:t xml:space="preserve"> Павел Дмитриевич?</w:t>
+      </w:r>
+    </w:p>
+    <w:p>
+      <w:pPr>
+        <w:spacing w:before="0" w:after="110" w:line="300" w:lineRule="auto"/>
+      </w:pPr>
+      <w:r>
+        <w:rPr>
+          <w:rFonts w:ascii="Times New Roman" w:hAnsi="Times New Roman" w:eastAsia="Malgun Gothic"/>
+          <w:b/>
+          <w:i w:val="0"/>
+          <w:sz w:val="22"/>
+        </w:rPr>
+        <w:t xml:space="preserve">Гуркин: </w:t>
+      </w:r>
+      <w:r>
+        <w:rPr>
+          <w:rFonts w:ascii="Times New Roman" w:hAnsi="Times New Roman" w:eastAsia="Malgun Gothic"/>
+          <w:b w:val="0"/>
+          <w:i w:val="0"/>
+          <w:sz w:val="22"/>
+        </w:rPr>
+        <w:t>Повышенная готовность внутри своих гарнизонов их не спровоцирует. Переброска — спровоцирует.</w:t>
+      </w:r>
+    </w:p>
+    <w:p>
+      <w:pPr>
+        <w:spacing w:before="0" w:after="110" w:line="300" w:lineRule="auto"/>
+      </w:pPr>
+      <w:r>
+        <w:rPr>
+          <w:rFonts w:ascii="Times New Roman" w:hAnsi="Times New Roman" w:eastAsia="Malgun Gothic"/>
+          <w:b/>
+          <w:i w:val="0"/>
+          <w:sz w:val="22"/>
+        </w:rPr>
+        <w:t xml:space="preserve">Ирина: </w:t>
+      </w:r>
+      <w:r>
+        <w:rPr>
+          <w:rFonts w:ascii="Times New Roman" w:hAnsi="Times New Roman" w:eastAsia="Malgun Gothic"/>
+          <w:b w:val="0"/>
+          <w:i w:val="0"/>
+          <w:sz w:val="22"/>
+        </w:rPr>
+        <w:t>Если без переброски и без заявлений — возражений нет.</w:t>
+      </w:r>
+    </w:p>
+    <w:p>
+      <w:pPr>
+        <w:spacing w:before="0" w:after="110" w:line="300" w:lineRule="auto"/>
+      </w:pPr>
+      <w:r>
+        <w:rPr>
+          <w:rFonts w:ascii="Times New Roman" w:hAnsi="Times New Roman" w:eastAsia="Malgun Gothic"/>
+          <w:b/>
+          <w:i w:val="0"/>
+          <w:sz w:val="22"/>
+        </w:rPr>
+        <w:t xml:space="preserve">Лёша: </w:t>
+      </w:r>
+      <w:r>
+        <w:rPr>
+          <w:rFonts w:ascii="Times New Roman" w:hAnsi="Times New Roman" w:eastAsia="Malgun Gothic"/>
+          <w:b w:val="0"/>
+          <w:i w:val="0"/>
+          <w:sz w:val="22"/>
+        </w:rPr>
+        <w:t>Значит, так. Готовность — да, переброска — нет. И никаких комментариев для прессы от министерства, Борис Игоревич, пока не заработает канал.</w:t>
+      </w:r>
+    </w:p>
+    <w:p>
+      <w:pPr>
+        <w:spacing w:before="0" w:after="110" w:line="300" w:lineRule="auto"/>
+      </w:pPr>
+      <w:r>
+        <w:rPr>
+          <w:rFonts w:ascii="Times New Roman" w:hAnsi="Times New Roman" w:eastAsia="Malgun Gothic"/>
+          <w:b/>
+          <w:i w:val="0"/>
+          <w:sz w:val="22"/>
+        </w:rPr>
+        <w:t xml:space="preserve">Радищев: </w:t>
+      </w:r>
+      <w:r>
+        <w:rPr>
+          <w:rFonts w:ascii="Times New Roman" w:hAnsi="Times New Roman" w:eastAsia="Malgun Gothic"/>
+          <w:b w:val="0"/>
+          <w:i/>
+          <w:color w:val="555555"/>
+          <w:sz w:val="22"/>
+        </w:rPr>
+        <w:t>(сдержанно)</w:t>
+      </w:r>
+      <w:r>
+        <w:rPr>
+          <w:rFonts w:ascii="Times New Roman" w:hAnsi="Times New Roman" w:eastAsia="Malgun Gothic"/>
+          <w:b w:val="0"/>
+          <w:i w:val="0"/>
+          <w:sz w:val="22"/>
+        </w:rPr>
+        <w:t xml:space="preserve"> Понял, Алексей Николаевич. Хотя молчание армии тоже кое-что сообщает.</w:t>
+      </w:r>
+    </w:p>
+    <w:p>
+      <w:pPr>
+        <w:spacing w:before="0" w:after="110" w:line="300" w:lineRule="auto"/>
+      </w:pPr>
+      <w:r>
+        <w:rPr>
+          <w:rFonts w:ascii="Times New Roman" w:hAnsi="Times New Roman" w:eastAsia="Malgun Gothic"/>
+          <w:b/>
+          <w:i w:val="0"/>
+          <w:sz w:val="22"/>
+        </w:rPr>
+        <w:t xml:space="preserve">Лёша: </w:t>
+      </w:r>
+      <w:r>
+        <w:rPr>
+          <w:rFonts w:ascii="Times New Roman" w:hAnsi="Times New Roman" w:eastAsia="Malgun Gothic"/>
+          <w:b w:val="0"/>
+          <w:i w:val="0"/>
+          <w:sz w:val="22"/>
+        </w:rPr>
+        <w:t>Пусть сообщает, что мы не нервничаем.</w:t>
+      </w:r>
+    </w:p>
+    <w:p>
+      <w:pPr>
         <w:keepNext/>
         <w:spacing w:before="320" w:after="140"/>
       </w:pPr>
@@ -568,6 +795,190 @@
           <w:i w:val="0"/>
           <w:sz w:val="22"/>
         </w:rPr>
+        <w:t xml:space="preserve">Лёша: </w:t>
+      </w:r>
+      <w:r>
+        <w:rPr>
+          <w:rFonts w:ascii="Times New Roman" w:hAnsi="Times New Roman" w:eastAsia="Malgun Gothic"/>
+          <w:b w:val="0"/>
+          <w:i w:val="0"/>
+          <w:sz w:val="22"/>
+        </w:rPr>
+        <w:t>Что можно сделать уже в этом месяце?</w:t>
+      </w:r>
+    </w:p>
+    <w:p>
+      <w:pPr>
+        <w:spacing w:before="0" w:after="110" w:line="300" w:lineRule="auto"/>
+      </w:pPr>
+      <w:r>
+        <w:rPr>
+          <w:rFonts w:ascii="Times New Roman" w:hAnsi="Times New Roman" w:eastAsia="Malgun Gothic"/>
+          <w:b/>
+          <w:i w:val="0"/>
+          <w:sz w:val="22"/>
+        </w:rPr>
+        <w:t xml:space="preserve">Томская: </w:t>
+      </w:r>
+      <w:r>
+        <w:rPr>
+          <w:rFonts w:ascii="Times New Roman" w:hAnsi="Times New Roman" w:eastAsia="Malgun Gothic"/>
+          <w:b w:val="0"/>
+          <w:i w:val="0"/>
+          <w:sz w:val="22"/>
+        </w:rPr>
+        <w:t>Три вещи. Заморозить новые капитальные программы, кроме социальных. Открыть резервный фонд для регионов, которые живут экспортом. И честно сказать людям, что цены вырастут.</w:t>
+      </w:r>
+    </w:p>
+    <w:p>
+      <w:pPr>
+        <w:spacing w:before="0" w:after="110" w:line="300" w:lineRule="auto"/>
+      </w:pPr>
+      <w:r>
+        <w:rPr>
+          <w:rFonts w:ascii="Times New Roman" w:hAnsi="Times New Roman" w:eastAsia="Malgun Gothic"/>
+          <w:b/>
+          <w:i w:val="0"/>
+          <w:sz w:val="22"/>
+        </w:rPr>
+        <w:t xml:space="preserve">Катя: </w:t>
+      </w:r>
+      <w:r>
+        <w:rPr>
+          <w:rFonts w:ascii="Times New Roman" w:hAnsi="Times New Roman" w:eastAsia="Malgun Gothic"/>
+          <w:b w:val="0"/>
+          <w:i w:val="0"/>
+          <w:sz w:val="22"/>
+        </w:rPr>
+        <w:t>Анатолий Викторович от третьего пункта будет не в восторге.</w:t>
+      </w:r>
+    </w:p>
+    <w:p>
+      <w:pPr>
+        <w:spacing w:before="0" w:after="110" w:line="300" w:lineRule="auto"/>
+      </w:pPr>
+      <w:r>
+        <w:rPr>
+          <w:rFonts w:ascii="Times New Roman" w:hAnsi="Times New Roman" w:eastAsia="Malgun Gothic"/>
+          <w:b/>
+          <w:i w:val="0"/>
+          <w:sz w:val="22"/>
+        </w:rPr>
+        <w:t xml:space="preserve">Гребенщиков: </w:t>
+      </w:r>
+      <w:r>
+        <w:rPr>
+          <w:rFonts w:ascii="Times New Roman" w:hAnsi="Times New Roman" w:eastAsia="Malgun Gothic"/>
+          <w:b w:val="0"/>
+          <w:i w:val="0"/>
+          <w:sz w:val="22"/>
+        </w:rPr>
+        <w:t>В восторге не буду, но соглашусь — если сказать это вовремя, а не после того, как люди увидят ценники сами.</w:t>
+      </w:r>
+    </w:p>
+    <w:p>
+      <w:pPr>
+        <w:spacing w:before="0" w:after="110" w:line="300" w:lineRule="auto"/>
+      </w:pPr>
+      <w:r>
+        <w:rPr>
+          <w:rFonts w:ascii="Times New Roman" w:hAnsi="Times New Roman" w:eastAsia="Malgun Gothic"/>
+          <w:b/>
+          <w:i w:val="0"/>
+          <w:sz w:val="22"/>
+        </w:rPr>
+        <w:t xml:space="preserve">Томская: </w:t>
+      </w:r>
+      <w:r>
+        <w:rPr>
+          <w:rFonts w:ascii="Times New Roman" w:hAnsi="Times New Roman" w:eastAsia="Malgun Gothic"/>
+          <w:b w:val="0"/>
+          <w:i w:val="0"/>
+          <w:sz w:val="22"/>
+        </w:rPr>
+        <w:t>Инфляцию нельзя спрятать, Алексей Николаевич. Можно только решить, узнают о ней от нас или в магазине.</w:t>
+      </w:r>
+    </w:p>
+    <w:p>
+      <w:pPr>
+        <w:spacing w:before="0" w:after="110" w:line="300" w:lineRule="auto"/>
+      </w:pPr>
+      <w:r>
+        <w:rPr>
+          <w:rFonts w:ascii="Times New Roman" w:hAnsi="Times New Roman" w:eastAsia="Malgun Gothic"/>
+          <w:b/>
+          <w:i w:val="0"/>
+          <w:sz w:val="22"/>
+        </w:rPr>
+        <w:t xml:space="preserve">Лёша: </w:t>
+      </w:r>
+      <w:r>
+        <w:rPr>
+          <w:rFonts w:ascii="Times New Roman" w:hAnsi="Times New Roman" w:eastAsia="Malgun Gothic"/>
+          <w:b w:val="0"/>
+          <w:i w:val="0"/>
+          <w:sz w:val="22"/>
+        </w:rPr>
+        <w:t>Готовьте обращение правительства. Цифры — ваши, без округлений в нашу пользу.</w:t>
+      </w:r>
+    </w:p>
+    <w:p>
+      <w:pPr>
+        <w:spacing w:before="0" w:after="110" w:line="300" w:lineRule="auto"/>
+      </w:pPr>
+      <w:r>
+        <w:rPr>
+          <w:rFonts w:ascii="Times New Roman" w:hAnsi="Times New Roman" w:eastAsia="Malgun Gothic"/>
+          <w:b/>
+          <w:i w:val="0"/>
+          <w:sz w:val="22"/>
+        </w:rPr>
+        <w:t xml:space="preserve">Томская: </w:t>
+      </w:r>
+      <w:r>
+        <w:rPr>
+          <w:rFonts w:ascii="Times New Roman" w:hAnsi="Times New Roman" w:eastAsia="Malgun Gothic"/>
+          <w:b w:val="0"/>
+          <w:i w:val="0"/>
+          <w:sz w:val="22"/>
+        </w:rPr>
+        <w:t>Без округлений. Хотя Минфин будет недоволен.</w:t>
+      </w:r>
+    </w:p>
+    <w:p>
+      <w:pPr>
+        <w:spacing w:before="0" w:after="110" w:line="300" w:lineRule="auto"/>
+      </w:pPr>
+      <w:r>
+        <w:rPr>
+          <w:rFonts w:ascii="Times New Roman" w:hAnsi="Times New Roman" w:eastAsia="Malgun Gothic"/>
+          <w:b/>
+          <w:i w:val="0"/>
+          <w:sz w:val="22"/>
+        </w:rPr>
+        <w:t xml:space="preserve">Лёша: </w:t>
+      </w:r>
+      <w:r>
+        <w:rPr>
+          <w:rFonts w:ascii="Times New Roman" w:hAnsi="Times New Roman" w:eastAsia="Malgun Gothic"/>
+          <w:b w:val="0"/>
+          <w:i w:val="0"/>
+          <w:sz w:val="22"/>
+        </w:rPr>
+        <w:t>Минфин переживёт.</w:t>
+      </w:r>
+    </w:p>
+    <w:p>
+      <w:pPr>
+        <w:spacing w:before="0" w:after="110" w:line="300" w:lineRule="auto"/>
+      </w:pPr>
+      <w:r>
+        <w:rPr>
+          <w:rFonts w:ascii="Times New Roman" w:hAnsi="Times New Roman" w:eastAsia="Malgun Gothic"/>
+          <w:b/>
+          <w:i w:val="0"/>
+          <w:sz w:val="22"/>
+        </w:rPr>
         <w:t xml:space="preserve">Гребенщиков: </w:t>
       </w:r>
       <w:r>
@@ -968,11 +1379,24 @@
         <w:rPr>
           <w:rFonts w:ascii="Times New Roman" w:hAnsi="Times New Roman" w:eastAsia="Malgun Gothic"/>
           <w:b w:val="0"/>
-          <w:i/>
-          <w:color w:val="555555"/>
+          <w:i w:val="0"/>
           <w:sz w:val="22"/>
         </w:rPr>
-        <w:t>(пауза, обдумывая)</w:t>
+        <w:t>Кто ещё видел этот текст, Борис Игоревич?</w:t>
+      </w:r>
+    </w:p>
+    <w:p>
+      <w:pPr>
+        <w:spacing w:before="0" w:after="110" w:line="300" w:lineRule="auto"/>
+      </w:pPr>
+      <w:r>
+        <w:rPr>
+          <w:rFonts w:ascii="Times New Roman" w:hAnsi="Times New Roman" w:eastAsia="Malgun Gothic"/>
+          <w:b/>
+          <w:i w:val="0"/>
+          <w:sz w:val="22"/>
+        </w:rPr>
+        <w:t xml:space="preserve">Радищев: </w:t>
       </w:r>
       <w:r>
         <w:rPr>
@@ -981,7 +1405,7 @@
           <w:i w:val="0"/>
           <w:sz w:val="22"/>
         </w:rPr>
-        <w:t xml:space="preserve"> Оставьте предложение. Изучу детально.</w:t>
+        <w:t>Несколько депутатов из комитета по обороне. Они готовы внести его сами, если администрация промолчит.</w:t>
       </w:r>
     </w:p>
     <w:p>
@@ -996,6 +1420,75 @@
           <w:sz w:val="22"/>
         </w:rPr>
         <w:t xml:space="preserve">Ирина: </w:t>
+      </w:r>
+      <w:r>
+        <w:rPr>
+          <w:rFonts w:ascii="Times New Roman" w:hAnsi="Times New Roman" w:eastAsia="Malgun Gothic"/>
+          <w:b w:val="0"/>
+          <w:i w:val="0"/>
+          <w:sz w:val="22"/>
+        </w:rPr>
+        <w:t>То есть текст уже ходит по Думе, а президент видит его последним.</w:t>
+      </w:r>
+    </w:p>
+    <w:p>
+      <w:pPr>
+        <w:spacing w:before="0" w:after="110" w:line="300" w:lineRule="auto"/>
+      </w:pPr>
+      <w:r>
+        <w:rPr>
+          <w:rFonts w:ascii="Times New Roman" w:hAnsi="Times New Roman" w:eastAsia="Malgun Gothic"/>
+          <w:b/>
+          <w:i w:val="0"/>
+          <w:sz w:val="22"/>
+        </w:rPr>
+        <w:t xml:space="preserve">Радищев: </w:t>
+      </w:r>
+      <w:r>
+        <w:rPr>
+          <w:rFonts w:ascii="Times New Roman" w:hAnsi="Times New Roman" w:eastAsia="Malgun Gothic"/>
+          <w:b w:val="0"/>
+          <w:i w:val="0"/>
+          <w:sz w:val="22"/>
+        </w:rPr>
+        <w:t>Президент видит его первым из тех, кто принимает решения, Ирина Олеговна. Депутаты пока только читают.</w:t>
+      </w:r>
+    </w:p>
+    <w:p>
+      <w:pPr>
+        <w:spacing w:before="0" w:after="110" w:line="300" w:lineRule="auto"/>
+      </w:pPr>
+      <w:r>
+        <w:rPr>
+          <w:rFonts w:ascii="Times New Roman" w:hAnsi="Times New Roman" w:eastAsia="Malgun Gothic"/>
+          <w:b/>
+          <w:i w:val="0"/>
+          <w:sz w:val="22"/>
+        </w:rPr>
+        <w:t xml:space="preserve">Катя: </w:t>
+      </w:r>
+      <w:r>
+        <w:rPr>
+          <w:rFonts w:ascii="Times New Roman" w:hAnsi="Times New Roman" w:eastAsia="Malgun Gothic"/>
+          <w:b w:val="0"/>
+          <w:i w:val="0"/>
+          <w:sz w:val="22"/>
+        </w:rPr>
+        <w:t>Читают очень громко, судя по утренним звонкам.</w:t>
+      </w:r>
+    </w:p>
+    <w:p>
+      <w:pPr>
+        <w:spacing w:before="0" w:after="110" w:line="300" w:lineRule="auto"/>
+      </w:pPr>
+      <w:r>
+        <w:rPr>
+          <w:rFonts w:ascii="Times New Roman" w:hAnsi="Times New Roman" w:eastAsia="Malgun Gothic"/>
+          <w:b/>
+          <w:i w:val="0"/>
+          <w:sz w:val="22"/>
+        </w:rPr>
+        <w:t xml:space="preserve">Лёша: </w:t>
       </w:r>
       <w:r>
         <w:rPr>
@@ -1005,7 +1498,7 @@
           <w:color w:val="555555"/>
           <w:sz w:val="22"/>
         </w:rPr>
-        <w:t>(после ухода Радищева, тихо Лёше)</w:t>
+        <w:t>(пауза, обдумывая)</w:t>
       </w:r>
       <w:r>
         <w:rPr>
@@ -1014,7 +1507,7 @@
           <w:i w:val="0"/>
           <w:sz w:val="22"/>
         </w:rPr>
-        <w:t xml:space="preserve"> Алексей Николаевич, надеюсь, вы понимаете, куда ведёт подобная гибкость.</w:t>
+        <w:t xml:space="preserve"> Оставьте предложение. Изучу детально.</w:t>
       </w:r>
     </w:p>
     <w:p>
@@ -1028,7 +1521,17 @@
           <w:i w:val="0"/>
           <w:sz w:val="22"/>
         </w:rPr>
-        <w:t xml:space="preserve">Лёша: </w:t>
+        <w:t xml:space="preserve">Ирина: </w:t>
+      </w:r>
+      <w:r>
+        <w:rPr>
+          <w:rFonts w:ascii="Times New Roman" w:hAnsi="Times New Roman" w:eastAsia="Malgun Gothic"/>
+          <w:b w:val="0"/>
+          <w:i/>
+          <w:color w:val="555555"/>
+          <w:sz w:val="22"/>
+        </w:rPr>
+        <w:t>(после ухода Радищева, тихо Лёше)</w:t>
       </w:r>
       <w:r>
         <w:rPr>
@@ -1037,7 +1540,99 @@
           <w:i w:val="0"/>
           <w:sz w:val="22"/>
         </w:rPr>
+        <w:t xml:space="preserve"> Алексей Николаевич, надеюсь, вы понимаете, куда ведёт подобная гибкость.</w:t>
+      </w:r>
+    </w:p>
+    <w:p>
+      <w:pPr>
+        <w:spacing w:before="0" w:after="110" w:line="300" w:lineRule="auto"/>
+      </w:pPr>
+      <w:r>
+        <w:rPr>
+          <w:rFonts w:ascii="Times New Roman" w:hAnsi="Times New Roman" w:eastAsia="Malgun Gothic"/>
+          <w:b/>
+          <w:i w:val="0"/>
+          <w:sz w:val="22"/>
+        </w:rPr>
+        <w:t xml:space="preserve">Лёша: </w:t>
+      </w:r>
+      <w:r>
+        <w:rPr>
+          <w:rFonts w:ascii="Times New Roman" w:hAnsi="Times New Roman" w:eastAsia="Malgun Gothic"/>
+          <w:b w:val="0"/>
+          <w:i w:val="0"/>
+          <w:sz w:val="22"/>
+        </w:rPr>
         <w:t>Понимаю, Ирина. Просто… кризис реальный. Нужно взвесить все варианты, даже неприятные.</w:t>
+      </w:r>
+    </w:p>
+    <w:p>
+      <w:pPr>
+        <w:spacing w:before="0" w:after="110" w:line="300" w:lineRule="auto"/>
+      </w:pPr>
+      <w:r>
+        <w:rPr>
+          <w:rFonts w:ascii="Times New Roman" w:hAnsi="Times New Roman" w:eastAsia="Malgun Gothic"/>
+          <w:b/>
+          <w:i w:val="0"/>
+          <w:sz w:val="22"/>
+        </w:rPr>
+        <w:t xml:space="preserve">Ирина: </w:t>
+      </w:r>
+      <w:r>
+        <w:rPr>
+          <w:rFonts w:ascii="Times New Roman" w:hAnsi="Times New Roman" w:eastAsia="Malgun Gothic"/>
+          <w:b w:val="0"/>
+          <w:i w:val="0"/>
+          <w:sz w:val="22"/>
+        </w:rPr>
+        <w:t>Реальный. Но реальный кризис — самое удобное время для нереальных полномочий.</w:t>
+      </w:r>
+    </w:p>
+    <w:p>
+      <w:pPr>
+        <w:spacing w:before="0" w:after="110" w:line="300" w:lineRule="auto"/>
+      </w:pPr>
+      <w:r>
+        <w:rPr>
+          <w:rFonts w:ascii="Times New Roman" w:hAnsi="Times New Roman" w:eastAsia="Malgun Gothic"/>
+          <w:b/>
+          <w:i w:val="0"/>
+          <w:sz w:val="22"/>
+        </w:rPr>
+        <w:t xml:space="preserve">Лёша: </w:t>
+      </w:r>
+      <w:r>
+        <w:rPr>
+          <w:rFonts w:ascii="Times New Roman" w:hAnsi="Times New Roman" w:eastAsia="Malgun Gothic"/>
+          <w:b w:val="0"/>
+          <w:i w:val="0"/>
+          <w:sz w:val="22"/>
+        </w:rPr>
+        <w:t>Вы уже решили, что я подпишу?</w:t>
+      </w:r>
+    </w:p>
+    <w:p>
+      <w:pPr>
+        <w:spacing w:before="0" w:after="110" w:line="300" w:lineRule="auto"/>
+      </w:pPr>
+      <w:r>
+        <w:rPr>
+          <w:rFonts w:ascii="Times New Roman" w:hAnsi="Times New Roman" w:eastAsia="Malgun Gothic"/>
+          <w:b/>
+          <w:i w:val="0"/>
+          <w:sz w:val="22"/>
+        </w:rPr>
+        <w:t xml:space="preserve">Ирина: </w:t>
+      </w:r>
+      <w:r>
+        <w:rPr>
+          <w:rFonts w:ascii="Times New Roman" w:hAnsi="Times New Roman" w:eastAsia="Malgun Gothic"/>
+          <w:b w:val="0"/>
+          <w:i w:val="0"/>
+          <w:sz w:val="22"/>
+        </w:rPr>
+        <w:t>Нет. Я решила, что буду рядом, когда вы будете решать.</w:t>
       </w:r>
     </w:p>
     <w:p>
@@ -1205,6 +1800,98 @@
           <w:i w:val="0"/>
           <w:sz w:val="22"/>
         </w:rPr>
+        <w:t xml:space="preserve">Настя: </w:t>
+      </w:r>
+      <w:r>
+        <w:rPr>
+          <w:rFonts w:ascii="Times New Roman" w:hAnsi="Times New Roman" w:eastAsia="Malgun Gothic"/>
+          <w:b w:val="0"/>
+          <w:i w:val="0"/>
+          <w:sz w:val="22"/>
+        </w:rPr>
+        <w:t>Предупреждаю сразу, Алексей Николаевич: если найдём что-то у людей из Министерства обороны, публиковать будем по обычному графику.</w:t>
+      </w:r>
+    </w:p>
+    <w:p>
+      <w:pPr>
+        <w:spacing w:before="0" w:after="110" w:line="300" w:lineRule="auto"/>
+      </w:pPr>
+      <w:r>
+        <w:rPr>
+          <w:rFonts w:ascii="Times New Roman" w:hAnsi="Times New Roman" w:eastAsia="Malgun Gothic"/>
+          <w:b/>
+          <w:i w:val="0"/>
+          <w:sz w:val="22"/>
+        </w:rPr>
+        <w:t xml:space="preserve">Лёша: </w:t>
+      </w:r>
+      <w:r>
+        <w:rPr>
+          <w:rFonts w:ascii="Times New Roman" w:hAnsi="Times New Roman" w:eastAsia="Malgun Gothic"/>
+          <w:b w:val="0"/>
+          <w:i w:val="0"/>
+          <w:sz w:val="22"/>
+        </w:rPr>
+        <w:t>Иначе я бы и не одобрял.</w:t>
+      </w:r>
+    </w:p>
+    <w:p>
+      <w:pPr>
+        <w:spacing w:before="0" w:after="110" w:line="300" w:lineRule="auto"/>
+      </w:pPr>
+      <w:r>
+        <w:rPr>
+          <w:rFonts w:ascii="Times New Roman" w:hAnsi="Times New Roman" w:eastAsia="Malgun Gothic"/>
+          <w:b/>
+          <w:i w:val="0"/>
+          <w:sz w:val="22"/>
+        </w:rPr>
+        <w:t xml:space="preserve">Кирилл: </w:t>
+      </w:r>
+      <w:r>
+        <w:rPr>
+          <w:rFonts w:ascii="Times New Roman" w:hAnsi="Times New Roman" w:eastAsia="Malgun Gothic"/>
+          <w:b w:val="0"/>
+          <w:i w:val="0"/>
+          <w:sz w:val="22"/>
+        </w:rPr>
+        <w:t>Вениамин Олегович возьмёт на себя контракты на технику. Там больше всего посредников.</w:t>
+      </w:r>
+    </w:p>
+    <w:p>
+      <w:pPr>
+        <w:spacing w:before="0" w:after="110" w:line="300" w:lineRule="auto"/>
+      </w:pPr>
+      <w:r>
+        <w:rPr>
+          <w:rFonts w:ascii="Times New Roman" w:hAnsi="Times New Roman" w:eastAsia="Malgun Gothic"/>
+          <w:b/>
+          <w:i w:val="0"/>
+          <w:sz w:val="22"/>
+        </w:rPr>
+        <w:t xml:space="preserve">Вениамин: </w:t>
+      </w:r>
+      <w:r>
+        <w:rPr>
+          <w:rFonts w:ascii="Times New Roman" w:hAnsi="Times New Roman" w:eastAsia="Malgun Gothic"/>
+          <w:b w:val="0"/>
+          <w:i w:val="0"/>
+          <w:sz w:val="22"/>
+        </w:rPr>
+        <w:t>Посредник — самое дорогое звено в любой цепочке. Особенно тот, которого нет в документах.</w:t>
+      </w:r>
+    </w:p>
+    <w:p>
+      <w:pPr>
+        <w:spacing w:before="0" w:after="110" w:line="300" w:lineRule="auto"/>
+      </w:pPr>
+      <w:r>
+        <w:rPr>
+          <w:rFonts w:ascii="Times New Roman" w:hAnsi="Times New Roman" w:eastAsia="Malgun Gothic"/>
+          <w:b/>
+          <w:i w:val="0"/>
+          <w:sz w:val="22"/>
+        </w:rPr>
         <w:t xml:space="preserve">Железняк: </w:t>
       </w:r>
       <w:r>
@@ -1483,7 +2170,7 @@
           <w:i w:val="0"/>
           <w:sz w:val="22"/>
         </w:rPr>
-        <w:t>У Достоевского в «Бесах» Шигалёв признаётся: «Выходя из безграничной свободы, я заключаю безграничным деспотизмом». Он ведь тоже начинал с желания облагодетельствовать всех. Каждое послабление принципам ради «гибкости» — шаг в эту сторону, Алексей Николаевич, даже если сам шаг кажется маленьким.</w:t>
+        <w:t>Помните Шигалёва из «Бесов»? Строил рай для всех, а закончил признанием: «Выходя из безграничной свободы, я заключаю безграничным деспотизмом». Каждое послабление принципам ради «гибкости» — шаг в ту же сторону, Алексей Николаевич, даже если сам шаг кажется маленьким.</w:t>
       </w:r>
     </w:p>
     <w:p>
@@ -1586,7 +2273,30 @@
           <w:i w:val="0"/>
           <w:sz w:val="22"/>
         </w:rPr>
-        <w:t xml:space="preserve">Гуркин: </w:t>
+        <w:t xml:space="preserve">Ирина: </w:t>
+      </w:r>
+      <w:r>
+        <w:rPr>
+          <w:rFonts w:ascii="Times New Roman" w:hAnsi="Times New Roman" w:eastAsia="Malgun Gothic"/>
+          <w:b w:val="0"/>
+          <w:i w:val="0"/>
+          <w:sz w:val="22"/>
+        </w:rPr>
+        <w:t>Не мне обещайте. Себе — и запишите где-нибудь, где будете видеть это каждый день.</w:t>
+      </w:r>
+    </w:p>
+    <w:p>
+      <w:pPr>
+        <w:spacing w:before="0" w:after="110" w:line="300" w:lineRule="auto"/>
+      </w:pPr>
+      <w:r>
+        <w:rPr>
+          <w:rFonts w:ascii="Times New Roman" w:hAnsi="Times New Roman" w:eastAsia="Malgun Gothic"/>
+          <w:b/>
+          <w:i w:val="0"/>
+          <w:sz w:val="22"/>
+        </w:rPr>
+        <w:t xml:space="preserve">Лёша: </w:t>
       </w:r>
       <w:r>
         <w:rPr>
@@ -1596,7 +2306,7 @@
           <w:color w:val="555555"/>
           <w:sz w:val="22"/>
         </w:rPr>
-        <w:t>(наедине)</w:t>
+        <w:t>(слабая усмешка)</w:t>
       </w:r>
       <w:r>
         <w:rPr>
@@ -1605,7 +2315,7 @@
           <w:i w:val="0"/>
           <w:sz w:val="22"/>
         </w:rPr>
-        <w:t xml:space="preserve"> Алексей Николаевич, замечаю формирование двух лагерей в вашем окружении. Радищев и часть силового блока — за решительные меры. Ирина Олеговна и большая часть гражданской администрации — за осторожность.</w:t>
+        <w:t xml:space="preserve"> Вы говорите, как Быков.</w:t>
       </w:r>
     </w:p>
     <w:p>
@@ -1619,7 +2329,7 @@
           <w:i w:val="0"/>
           <w:sz w:val="22"/>
         </w:rPr>
-        <w:t xml:space="preserve">Лёша: </w:t>
+        <w:t xml:space="preserve">Ирина: </w:t>
       </w:r>
       <w:r>
         <w:rPr>
@@ -1628,7 +2338,7 @@
           <w:i w:val="0"/>
           <w:sz w:val="22"/>
         </w:rPr>
-        <w:t>А вы, Павел Дмитриевич?</w:t>
+        <w:t>Я слушала его меньше, чем вы. Но, кажется, достаточно.</w:t>
       </w:r>
     </w:p>
     <w:p>
@@ -1643,75 +2353,6 @@
           <w:sz w:val="22"/>
         </w:rPr>
         <w:t xml:space="preserve">Гуркин: </w:t>
-      </w:r>
-      <w:r>
-        <w:rPr>
-          <w:rFonts w:ascii="Times New Roman" w:hAnsi="Times New Roman" w:eastAsia="Malgun Gothic"/>
-          <w:b w:val="0"/>
-          <w:i w:val="0"/>
-          <w:sz w:val="22"/>
-        </w:rPr>
-        <w:t>Я — за то, чтобы решения принимались медленно и обдуманно, даже в кризис. Крылов научил меня, к чему приводит обратное.</w:t>
-      </w:r>
-    </w:p>
-    <w:p>
-      <w:pPr>
-        <w:spacing w:before="0" w:after="110" w:line="300" w:lineRule="auto"/>
-      </w:pPr>
-      <w:r>
-        <w:rPr>
-          <w:rFonts w:ascii="Times New Roman" w:hAnsi="Times New Roman" w:eastAsia="Malgun Gothic"/>
-          <w:b/>
-          <w:i w:val="0"/>
-          <w:sz w:val="22"/>
-        </w:rPr>
-        <w:t xml:space="preserve">Лёша: </w:t>
-      </w:r>
-      <w:r>
-        <w:rPr>
-          <w:rFonts w:ascii="Times New Roman" w:hAnsi="Times New Roman" w:eastAsia="Malgun Gothic"/>
-          <w:b w:val="0"/>
-          <w:i w:val="0"/>
-          <w:sz w:val="22"/>
-        </w:rPr>
-        <w:t>Ценю вашу честность, Павел Дмитриевич.</w:t>
-      </w:r>
-    </w:p>
-    <w:p>
-      <w:pPr>
-        <w:spacing w:before="0" w:after="110" w:line="300" w:lineRule="auto"/>
-      </w:pPr>
-      <w:r>
-        <w:rPr>
-          <w:rFonts w:ascii="Times New Roman" w:hAnsi="Times New Roman" w:eastAsia="Malgun Gothic"/>
-          <w:b/>
-          <w:i w:val="0"/>
-          <w:sz w:val="22"/>
-        </w:rPr>
-        <w:t xml:space="preserve">Гуркин: </w:t>
-      </w:r>
-      <w:r>
-        <w:rPr>
-          <w:rFonts w:ascii="Times New Roman" w:hAnsi="Times New Roman" w:eastAsia="Malgun Gothic"/>
-          <w:b w:val="0"/>
-          <w:i w:val="0"/>
-          <w:sz w:val="22"/>
-        </w:rPr>
-        <w:t>Просто не хочу повторить путь Пахомова или того хуже. У меня хорошая память на подобные уроки.</w:t>
-      </w:r>
-    </w:p>
-    <w:p>
-      <w:pPr>
-        <w:spacing w:before="0" w:after="110" w:line="300" w:lineRule="auto"/>
-      </w:pPr>
-      <w:r>
-        <w:rPr>
-          <w:rFonts w:ascii="Times New Roman" w:hAnsi="Times New Roman" w:eastAsia="Malgun Gothic"/>
-          <w:b/>
-          <w:i w:val="0"/>
-          <w:sz w:val="22"/>
-        </w:rPr>
-        <w:t xml:space="preserve">Настя: </w:t>
       </w:r>
       <w:r>
         <w:rPr>
@@ -1721,7 +2362,7 @@
           <w:color w:val="555555"/>
           <w:sz w:val="22"/>
         </w:rPr>
-        <w:t>(Кириллу, отдельно)</w:t>
+        <w:t>(наедине)</w:t>
       </w:r>
       <w:r>
         <w:rPr>
@@ -1730,7 +2371,7 @@
           <w:i w:val="0"/>
           <w:sz w:val="22"/>
         </w:rPr>
-        <w:t xml:space="preserve"> Ты заметил тон Алексея Николаевича на последнем совещании?</w:t>
+        <w:t xml:space="preserve"> Алексей Николаевич, замечаю формирование двух лагерей в вашем окружении. Радищев и часть силового блока — за решительные меры. Ирина Олеговна и большая часть гражданской администрации — за осторожность.</w:t>
       </w:r>
     </w:p>
     <w:p>
@@ -1744,7 +2385,7 @@
           <w:i w:val="0"/>
           <w:sz w:val="22"/>
         </w:rPr>
-        <w:t xml:space="preserve">Кирилл: </w:t>
+        <w:t xml:space="preserve">Лёша: </w:t>
       </w:r>
       <w:r>
         <w:rPr>
@@ -1753,7 +2394,7 @@
           <w:i w:val="0"/>
           <w:sz w:val="22"/>
         </w:rPr>
-        <w:t>Заметил. Более уставший, более… сговорчивый, чем обычно.</w:t>
+        <w:t>А вы, Павел Дмитриевич?</w:t>
       </w:r>
     </w:p>
     <w:p>
@@ -1767,7 +2408,7 @@
           <w:i w:val="0"/>
           <w:sz w:val="22"/>
         </w:rPr>
-        <w:t xml:space="preserve">Настя: </w:t>
+        <w:t xml:space="preserve">Гуркин: </w:t>
       </w:r>
       <w:r>
         <w:rPr>
@@ -1776,7 +2417,7 @@
           <w:i w:val="0"/>
           <w:sz w:val="22"/>
         </w:rPr>
-        <w:t>Думаешь, нам стоит быть внимательнее?</w:t>
+        <w:t>Я — за то, чтобы решения принимались медленно и обдуманно, даже в кризис. Крылов научил меня, к чему приводит обратное.</w:t>
       </w:r>
     </w:p>
     <w:p>
@@ -1790,7 +2431,7 @@
           <w:i w:val="0"/>
           <w:sz w:val="22"/>
         </w:rPr>
-        <w:t xml:space="preserve">Кирилл: </w:t>
+        <w:t xml:space="preserve">Лёша: </w:t>
       </w:r>
       <w:r>
         <w:rPr>
@@ -1799,7 +2440,7 @@
           <w:i w:val="0"/>
           <w:sz w:val="22"/>
         </w:rPr>
-        <w:t>Думаю, нам всегда стоит быть внимательными. Особенно сейчас.</w:t>
+        <w:t>Ценю вашу честность, Павел Дмитриевич.</w:t>
       </w:r>
     </w:p>
     <w:p>
@@ -1813,7 +2454,7 @@
           <w:i w:val="0"/>
           <w:sz w:val="22"/>
         </w:rPr>
-        <w:t xml:space="preserve">Настя: </w:t>
+        <w:t xml:space="preserve">Гуркин: </w:t>
       </w:r>
       <w:r>
         <w:rPr>
@@ -1822,7 +2463,7 @@
           <w:i w:val="0"/>
           <w:sz w:val="22"/>
         </w:rPr>
-        <w:t>Может, стоит напомнить ему об этом прямо, а не только между собой?</w:t>
+        <w:t>Просто не хочу повторить путь Пахомова или того хуже. У меня хорошая память на подобные уроки.</w:t>
       </w:r>
     </w:p>
     <w:p>
@@ -1836,7 +2477,7 @@
           <w:i w:val="0"/>
           <w:sz w:val="22"/>
         </w:rPr>
-        <w:t xml:space="preserve">Кирилл: </w:t>
+        <w:t xml:space="preserve">Лёша: </w:t>
       </w:r>
       <w:r>
         <w:rPr>
@@ -1845,7 +2486,270 @@
           <w:i w:val="0"/>
           <w:sz w:val="22"/>
         </w:rPr>
+        <w:t>А Радищеву вы доверяете?</w:t>
+      </w:r>
+    </w:p>
+    <w:p>
+      <w:pPr>
+        <w:spacing w:before="0" w:after="110" w:line="300" w:lineRule="auto"/>
+      </w:pPr>
+      <w:r>
+        <w:rPr>
+          <w:rFonts w:ascii="Times New Roman" w:hAnsi="Times New Roman" w:eastAsia="Malgun Gothic"/>
+          <w:b/>
+          <w:i w:val="0"/>
+          <w:sz w:val="22"/>
+        </w:rPr>
+        <w:t xml:space="preserve">Гуркин: </w:t>
+      </w:r>
+      <w:r>
+        <w:rPr>
+          <w:rFonts w:ascii="Times New Roman" w:hAnsi="Times New Roman" w:eastAsia="Malgun Gothic"/>
+          <w:b w:val="0"/>
+          <w:i w:val="0"/>
+          <w:sz w:val="22"/>
+        </w:rPr>
+        <w:t>Доверяю его честности. Не доверяю его нетерпению. Он военный до мозга костей — для него каждый день без решения выглядит как день поражения.</w:t>
+      </w:r>
+    </w:p>
+    <w:p>
+      <w:pPr>
+        <w:spacing w:before="0" w:after="110" w:line="300" w:lineRule="auto"/>
+      </w:pPr>
+      <w:r>
+        <w:rPr>
+          <w:rFonts w:ascii="Times New Roman" w:hAnsi="Times New Roman" w:eastAsia="Malgun Gothic"/>
+          <w:b/>
+          <w:i w:val="0"/>
+          <w:sz w:val="22"/>
+        </w:rPr>
+        <w:t xml:space="preserve">Лёша: </w:t>
+      </w:r>
+      <w:r>
+        <w:rPr>
+          <w:rFonts w:ascii="Times New Roman" w:hAnsi="Times New Roman" w:eastAsia="Malgun Gothic"/>
+          <w:b w:val="0"/>
+          <w:i w:val="0"/>
+          <w:sz w:val="22"/>
+        </w:rPr>
+        <w:t>А для вас?</w:t>
+      </w:r>
+    </w:p>
+    <w:p>
+      <w:pPr>
+        <w:spacing w:before="0" w:after="110" w:line="300" w:lineRule="auto"/>
+      </w:pPr>
+      <w:r>
+        <w:rPr>
+          <w:rFonts w:ascii="Times New Roman" w:hAnsi="Times New Roman" w:eastAsia="Malgun Gothic"/>
+          <w:b/>
+          <w:i w:val="0"/>
+          <w:sz w:val="22"/>
+        </w:rPr>
+        <w:t xml:space="preserve">Гуркин: </w:t>
+      </w:r>
+      <w:r>
+        <w:rPr>
+          <w:rFonts w:ascii="Times New Roman" w:hAnsi="Times New Roman" w:eastAsia="Malgun Gothic"/>
+          <w:b w:val="0"/>
+          <w:i w:val="0"/>
+          <w:sz w:val="22"/>
+        </w:rPr>
+        <w:t>Для меня день без ошибки — уже неплохой день, Алексей Николаевич.</w:t>
+      </w:r>
+    </w:p>
+    <w:p>
+      <w:pPr>
+        <w:spacing w:before="0" w:after="110" w:line="300" w:lineRule="auto"/>
+      </w:pPr>
+      <w:r>
+        <w:rPr>
+          <w:rFonts w:ascii="Times New Roman" w:hAnsi="Times New Roman" w:eastAsia="Malgun Gothic"/>
+          <w:b/>
+          <w:i w:val="0"/>
+          <w:sz w:val="22"/>
+        </w:rPr>
+        <w:t xml:space="preserve">Настя: </w:t>
+      </w:r>
+      <w:r>
+        <w:rPr>
+          <w:rFonts w:ascii="Times New Roman" w:hAnsi="Times New Roman" w:eastAsia="Malgun Gothic"/>
+          <w:b w:val="0"/>
+          <w:i/>
+          <w:color w:val="555555"/>
+          <w:sz w:val="22"/>
+        </w:rPr>
+        <w:t>(Кириллу, отдельно)</w:t>
+      </w:r>
+      <w:r>
+        <w:rPr>
+          <w:rFonts w:ascii="Times New Roman" w:hAnsi="Times New Roman" w:eastAsia="Malgun Gothic"/>
+          <w:b w:val="0"/>
+          <w:i w:val="0"/>
+          <w:sz w:val="22"/>
+        </w:rPr>
+        <w:t xml:space="preserve"> Ты заметил тон Алексея Николаевича на последнем совещании?</w:t>
+      </w:r>
+    </w:p>
+    <w:p>
+      <w:pPr>
+        <w:spacing w:before="0" w:after="110" w:line="300" w:lineRule="auto"/>
+      </w:pPr>
+      <w:r>
+        <w:rPr>
+          <w:rFonts w:ascii="Times New Roman" w:hAnsi="Times New Roman" w:eastAsia="Malgun Gothic"/>
+          <w:b/>
+          <w:i w:val="0"/>
+          <w:sz w:val="22"/>
+        </w:rPr>
+        <w:t xml:space="preserve">Кирилл: </w:t>
+      </w:r>
+      <w:r>
+        <w:rPr>
+          <w:rFonts w:ascii="Times New Roman" w:hAnsi="Times New Roman" w:eastAsia="Malgun Gothic"/>
+          <w:b w:val="0"/>
+          <w:i w:val="0"/>
+          <w:sz w:val="22"/>
+        </w:rPr>
+        <w:t>Заметил. Более уставший, более… сговорчивый, чем обычно.</w:t>
+      </w:r>
+    </w:p>
+    <w:p>
+      <w:pPr>
+        <w:spacing w:before="0" w:after="110" w:line="300" w:lineRule="auto"/>
+      </w:pPr>
+      <w:r>
+        <w:rPr>
+          <w:rFonts w:ascii="Times New Roman" w:hAnsi="Times New Roman" w:eastAsia="Malgun Gothic"/>
+          <w:b/>
+          <w:i w:val="0"/>
+          <w:sz w:val="22"/>
+        </w:rPr>
+        <w:t xml:space="preserve">Настя: </w:t>
+      </w:r>
+      <w:r>
+        <w:rPr>
+          <w:rFonts w:ascii="Times New Roman" w:hAnsi="Times New Roman" w:eastAsia="Malgun Gothic"/>
+          <w:b w:val="0"/>
+          <w:i w:val="0"/>
+          <w:sz w:val="22"/>
+        </w:rPr>
+        <w:t>Думаешь, нам стоит быть внимательнее?</w:t>
+      </w:r>
+    </w:p>
+    <w:p>
+      <w:pPr>
+        <w:spacing w:before="0" w:after="110" w:line="300" w:lineRule="auto"/>
+      </w:pPr>
+      <w:r>
+        <w:rPr>
+          <w:rFonts w:ascii="Times New Roman" w:hAnsi="Times New Roman" w:eastAsia="Malgun Gothic"/>
+          <w:b/>
+          <w:i w:val="0"/>
+          <w:sz w:val="22"/>
+        </w:rPr>
+        <w:t xml:space="preserve">Кирилл: </w:t>
+      </w:r>
+      <w:r>
+        <w:rPr>
+          <w:rFonts w:ascii="Times New Roman" w:hAnsi="Times New Roman" w:eastAsia="Malgun Gothic"/>
+          <w:b w:val="0"/>
+          <w:i w:val="0"/>
+          <w:sz w:val="22"/>
+        </w:rPr>
+        <w:t>Думаю, нам всегда стоит быть внимательными. Особенно сейчас.</w:t>
+      </w:r>
+    </w:p>
+    <w:p>
+      <w:pPr>
+        <w:spacing w:before="0" w:after="110" w:line="300" w:lineRule="auto"/>
+      </w:pPr>
+      <w:r>
+        <w:rPr>
+          <w:rFonts w:ascii="Times New Roman" w:hAnsi="Times New Roman" w:eastAsia="Malgun Gothic"/>
+          <w:b/>
+          <w:i w:val="0"/>
+          <w:sz w:val="22"/>
+        </w:rPr>
+        <w:t xml:space="preserve">Настя: </w:t>
+      </w:r>
+      <w:r>
+        <w:rPr>
+          <w:rFonts w:ascii="Times New Roman" w:hAnsi="Times New Roman" w:eastAsia="Malgun Gothic"/>
+          <w:b w:val="0"/>
+          <w:i w:val="0"/>
+          <w:sz w:val="22"/>
+        </w:rPr>
+        <w:t>Может, стоит напомнить ему об этом прямо, а не только между собой?</w:t>
+      </w:r>
+    </w:p>
+    <w:p>
+      <w:pPr>
+        <w:spacing w:before="0" w:after="110" w:line="300" w:lineRule="auto"/>
+      </w:pPr>
+      <w:r>
+        <w:rPr>
+          <w:rFonts w:ascii="Times New Roman" w:hAnsi="Times New Roman" w:eastAsia="Malgun Gothic"/>
+          <w:b/>
+          <w:i w:val="0"/>
+          <w:sz w:val="22"/>
+        </w:rPr>
+        <w:t xml:space="preserve">Кирилл: </w:t>
+      </w:r>
+      <w:r>
+        <w:rPr>
+          <w:rFonts w:ascii="Times New Roman" w:hAnsi="Times New Roman" w:eastAsia="Malgun Gothic"/>
+          <w:b w:val="0"/>
+          <w:i w:val="0"/>
+          <w:sz w:val="22"/>
+        </w:rPr>
         <w:t>Ирина Олеговна уже напоминает, судя по тому, что я слышал. Пусть пока это остаётся её задачей — у неё для этого больше доверия, чем у нас.</w:t>
+      </w:r>
+    </w:p>
+    <w:p>
+      <w:pPr>
+        <w:spacing w:before="0" w:after="110" w:line="300" w:lineRule="auto"/>
+      </w:pPr>
+      <w:r>
+        <w:rPr>
+          <w:rFonts w:ascii="Times New Roman" w:hAnsi="Times New Roman" w:eastAsia="Malgun Gothic"/>
+          <w:b/>
+          <w:i w:val="0"/>
+          <w:sz w:val="22"/>
+        </w:rPr>
+        <w:t xml:space="preserve">Настя: </w:t>
+      </w:r>
+      <w:r>
+        <w:rPr>
+          <w:rFonts w:ascii="Times New Roman" w:hAnsi="Times New Roman" w:eastAsia="Malgun Gothic"/>
+          <w:b w:val="0"/>
+          <w:i w:val="0"/>
+          <w:sz w:val="22"/>
+        </w:rPr>
+        <w:t>Пока не станет поздно?</w:t>
+      </w:r>
+    </w:p>
+    <w:p>
+      <w:pPr>
+        <w:spacing w:before="0" w:after="110" w:line="300" w:lineRule="auto"/>
+      </w:pPr>
+      <w:r>
+        <w:rPr>
+          <w:rFonts w:ascii="Times New Roman" w:hAnsi="Times New Roman" w:eastAsia="Malgun Gothic"/>
+          <w:b/>
+          <w:i w:val="0"/>
+          <w:sz w:val="22"/>
+        </w:rPr>
+        <w:t xml:space="preserve">Кирилл: </w:t>
+      </w:r>
+      <w:r>
+        <w:rPr>
+          <w:rFonts w:ascii="Times New Roman" w:hAnsi="Times New Roman" w:eastAsia="Malgun Gothic"/>
+          <w:b w:val="0"/>
+          <w:i w:val="0"/>
+          <w:sz w:val="22"/>
+        </w:rPr>
+        <w:t>Если станет — скажем сами. Мы обещали ему независимость, а не деликатность.</w:t>
       </w:r>
     </w:p>
     <w:p>
@@ -2086,6 +2990,154 @@
           <w:sz w:val="22"/>
         </w:rPr>
         <w:t>Знаю. Именно поэтому я здесь — напоминать, когда вам самому трудно вспомнить.</w:t>
+      </w:r>
+    </w:p>
+    <w:p>
+      <w:pPr>
+        <w:spacing w:before="0" w:after="110" w:line="300" w:lineRule="auto"/>
+      </w:pPr>
+      <w:r>
+        <w:rPr>
+          <w:rFonts w:ascii="Times New Roman" w:hAnsi="Times New Roman" w:eastAsia="Malgun Gothic"/>
+          <w:b/>
+          <w:i w:val="0"/>
+          <w:sz w:val="22"/>
+        </w:rPr>
+        <w:t xml:space="preserve">Лёша: </w:t>
+      </w:r>
+      <w:r>
+        <w:rPr>
+          <w:rFonts w:ascii="Times New Roman" w:hAnsi="Times New Roman" w:eastAsia="Malgun Gothic"/>
+          <w:b w:val="0"/>
+          <w:i w:val="0"/>
+          <w:sz w:val="22"/>
+        </w:rPr>
+        <w:t>Вы не устаёте, Ирина? Напоминать, спорить, быть той, кто говорит «нет»?</w:t>
+      </w:r>
+    </w:p>
+    <w:p>
+      <w:pPr>
+        <w:spacing w:before="0" w:after="110" w:line="300" w:lineRule="auto"/>
+      </w:pPr>
+      <w:r>
+        <w:rPr>
+          <w:rFonts w:ascii="Times New Roman" w:hAnsi="Times New Roman" w:eastAsia="Malgun Gothic"/>
+          <w:b/>
+          <w:i w:val="0"/>
+          <w:sz w:val="22"/>
+        </w:rPr>
+        <w:t xml:space="preserve">Ирина: </w:t>
+      </w:r>
+      <w:r>
+        <w:rPr>
+          <w:rFonts w:ascii="Times New Roman" w:hAnsi="Times New Roman" w:eastAsia="Malgun Gothic"/>
+          <w:b w:val="0"/>
+          <w:i w:val="0"/>
+          <w:sz w:val="22"/>
+        </w:rPr>
+        <w:t>Устаю. Рука к вечеру болит, и спорить с Радищевым хочется меньше всего на свете.</w:t>
+      </w:r>
+    </w:p>
+    <w:p>
+      <w:pPr>
+        <w:spacing w:before="0" w:after="110" w:line="300" w:lineRule="auto"/>
+      </w:pPr>
+      <w:r>
+        <w:rPr>
+          <w:rFonts w:ascii="Times New Roman" w:hAnsi="Times New Roman" w:eastAsia="Malgun Gothic"/>
+          <w:b/>
+          <w:i w:val="0"/>
+          <w:sz w:val="22"/>
+        </w:rPr>
+        <w:t xml:space="preserve">Лёша: </w:t>
+      </w:r>
+      <w:r>
+        <w:rPr>
+          <w:rFonts w:ascii="Times New Roman" w:hAnsi="Times New Roman" w:eastAsia="Malgun Gothic"/>
+          <w:b w:val="0"/>
+          <w:i w:val="0"/>
+          <w:sz w:val="22"/>
+        </w:rPr>
+        <w:t>Тогда почему?</w:t>
+      </w:r>
+    </w:p>
+    <w:p>
+      <w:pPr>
+        <w:spacing w:before="0" w:after="110" w:line="300" w:lineRule="auto"/>
+      </w:pPr>
+      <w:r>
+        <w:rPr>
+          <w:rFonts w:ascii="Times New Roman" w:hAnsi="Times New Roman" w:eastAsia="Malgun Gothic"/>
+          <w:b/>
+          <w:i w:val="0"/>
+          <w:sz w:val="22"/>
+        </w:rPr>
+        <w:t xml:space="preserve">Ирина: </w:t>
+      </w:r>
+      <w:r>
+        <w:rPr>
+          <w:rFonts w:ascii="Times New Roman" w:hAnsi="Times New Roman" w:eastAsia="Malgun Gothic"/>
+          <w:b w:val="0"/>
+          <w:i w:val="0"/>
+          <w:sz w:val="22"/>
+        </w:rPr>
+        <w:t>Потому что если я устану раньше вас, этот документ однажды окажется подписанным. А я слишком хорошо помню, чем кончаются такие документы.</w:t>
+      </w:r>
+    </w:p>
+    <w:p>
+      <w:pPr>
+        <w:spacing w:before="0" w:after="110" w:line="300" w:lineRule="auto"/>
+      </w:pPr>
+      <w:r>
+        <w:rPr>
+          <w:rFonts w:ascii="Times New Roman" w:hAnsi="Times New Roman" w:eastAsia="Malgun Gothic"/>
+          <w:b/>
+          <w:i w:val="0"/>
+          <w:sz w:val="22"/>
+        </w:rPr>
+        <w:t xml:space="preserve">Лёша: </w:t>
+      </w:r>
+      <w:r>
+        <w:rPr>
+          <w:rFonts w:ascii="Times New Roman" w:hAnsi="Times New Roman" w:eastAsia="Malgun Gothic"/>
+          <w:b w:val="0"/>
+          <w:i/>
+          <w:color w:val="555555"/>
+          <w:sz w:val="22"/>
+        </w:rPr>
+        <w:t>(убирает документ в ящик стола)</w:t>
+      </w:r>
+      <w:r>
+        <w:rPr>
+          <w:rFonts w:ascii="Times New Roman" w:hAnsi="Times New Roman" w:eastAsia="Malgun Gothic"/>
+          <w:b w:val="0"/>
+          <w:i w:val="0"/>
+          <w:sz w:val="22"/>
+        </w:rPr>
+        <w:t xml:space="preserve"> Пусть полежит здесь. Не на столе.</w:t>
+      </w:r>
+    </w:p>
+    <w:p>
+      <w:pPr>
+        <w:spacing w:before="0" w:after="110" w:line="300" w:lineRule="auto"/>
+      </w:pPr>
+      <w:r>
+        <w:rPr>
+          <w:rFonts w:ascii="Times New Roman" w:hAnsi="Times New Roman" w:eastAsia="Malgun Gothic"/>
+          <w:b/>
+          <w:i w:val="0"/>
+          <w:sz w:val="22"/>
+        </w:rPr>
+        <w:t xml:space="preserve">Ирина: </w:t>
+      </w:r>
+      <w:r>
+        <w:rPr>
+          <w:rFonts w:ascii="Times New Roman" w:hAnsi="Times New Roman" w:eastAsia="Malgun Gothic"/>
+          <w:b w:val="0"/>
+          <w:i w:val="0"/>
+          <w:sz w:val="22"/>
+        </w:rPr>
+        <w:t>Уже лучше, Алексей Николаевич. Ящик — на шаг дальше от ручки.</w:t>
       </w:r>
     </w:p>
     <w:p>

--- a/러시아 인권변호사/7부/7부_2화_복합위기의_발생.docx
+++ b/러시아 인권변호사/7부/7부_2화_복합위기의_발생.docx
@@ -36,7 +36,7 @@
           <w:i w:val="0"/>
           <w:sz w:val="22"/>
         </w:rPr>
-        <w:t>알렉세이 “료샤” 오를로프(대통령) / 이리나 올레고브나 마르첸코(대통령 최측근 참모) / 카탸 리시나(일정·전략 총괄) / 아나톨리 빅토로비치 그레벤시코프(정치 전략가) / 파벨 드미트리예비치 구르킨(국가보안기관장) / 옐레나 톰스카야(경제 담당 보좌관) / 보리스 이고레비치 라디셰프(국방장관, 5부에서 사임한 말리셰프의 후임, 신규) / 마리나 빅토로브나 젤레즈냐크(지역정책 담당) / 키릴 안드레예비치(국가재정투명성청장) / 아나스타시야(나스탸) 드미트리예브나(국가재정투명성청 공동 책임자) / 베니아민 올레고비치(포렌식 회계사)</w:t>
+        <w:t>알렉세이 “료샤” 오를로프(대통령) / 이리나 올레고브나 마르첸코(대통령 최측근 참모) / 카탸 리시나(일정·전략 총괄) / 아나톨리 빅토로비치 그레벤시코프(정치 전략가) / 로디온 드미트리예비치 구르킨(국가보안기관장) / 옐레나 톰스카야(경제 담당 보좌관) / 보리스 이고레비치 라디셰프(국방장관, 5부에서 사임한 말리셰프의 후임, 신규) / 마리나 빅토로브나 젤레즈냐크(지역정책 담당) / 키릴 안드레예비치(국가재정투명성청장) / 아나스타시야(나스탸) 드미트리예브나(국가재정투명성청 공동 책임자) / 베니아민 올레고비치(포렌식 회계사)</w:t>
       </w:r>
     </w:p>
     <w:p>
@@ -377,7 +377,7 @@
           <w:i w:val="0"/>
           <w:sz w:val="22"/>
         </w:rPr>
-        <w:t>Три дня переговоров лучше, чем три дня подготовки к войне, Борис Игоревич. Активируйте канал, Павел Дмитриевич.</w:t>
+        <w:t>Три дня переговоров лучше, чем три дня подготовки к войне, Борис Игоревич. Активируйте канал, Родион Дмитриевич.</w:t>
       </w:r>
     </w:p>
     <w:p>
@@ -479,7 +479,7 @@
           <w:i w:val="0"/>
           <w:sz w:val="22"/>
         </w:rPr>
-        <w:t xml:space="preserve"> Павел Дмитриевич?</w:t>
+        <w:t xml:space="preserve"> Родион Дмитриевич?</w:t>
       </w:r>
     </w:p>
     <w:p>
@@ -2394,7 +2394,7 @@
           <w:i w:val="0"/>
           <w:sz w:val="22"/>
         </w:rPr>
-        <w:t>А вы, Павел Дмитриевич?</w:t>
+        <w:t>А вы, Родион Дмитриевич?</w:t>
       </w:r>
     </w:p>
     <w:p>
@@ -2440,7 +2440,7 @@
           <w:i w:val="0"/>
           <w:sz w:val="22"/>
         </w:rPr>
-        <w:t>Ценю вашу честность, Павел Дмитриевич.</w:t>
+        <w:t>Ценю вашу честность, Родион Дмитриевич.</w:t>
       </w:r>
     </w:p>
     <w:p>

--- a/러시아 인권변호사/7부/7부_2화_복합위기의_발생.docx
+++ b/러시아 인권변호사/7부/7부_2화_복합위기의_발생.docx
@@ -2338,7 +2338,7 @@
           <w:i w:val="0"/>
           <w:sz w:val="22"/>
         </w:rPr>
-        <w:t>Я слушала его меньше, чем вы. Но, кажется, достаточно.</w:t>
+        <w:t>Я знаю его только по вашим рассказам и его делам. Но, кажется, достаточно.</w:t>
       </w:r>
     </w:p>
     <w:p>
@@ -3176,7 +3176,7 @@
           <w:i w:val="0"/>
           <w:sz w:val="22"/>
         </w:rPr>
-        <w:t xml:space="preserve"> — 만인의 행복을 설계하겠다던 시갈료프가 스스로 인정하는 역설. 이리나가 장면 5에서 이 구절로 "유연성"이라는 이름의 작은 양보들이 결국 전제로 귀결될 수 있음을 경고하며, 7부 전체의 핵심 경고가 된다. (원문 주석의 '샤토프'는 오기 — 이 말은 시갈료프의 것이다.)</w:t>
+        <w:t xml:space="preserve"> — 한국어 해설: 만인의 행복을 설계하겠다던 시갈료프가 스스로 인정하는 역설. 이리나가 장면 5에서 이 구절로 "유연성"이라는 이름의 작은 양보들이 결국 전제로 귀결될 수 있음을 경고하며, 7부 전체의 핵심 경고가 된다.</w:t>
       </w:r>
     </w:p>
     <w:p>

--- a/러시아 인권변호사/7부/7부_2화_복합위기의_발생.docx
+++ b/러시아 인권변호사/7부/7부_2화_복합위기의_발생.docx
@@ -1360,6 +1360,121 @@
           <w:sz w:val="22"/>
         </w:rPr>
         <w:t>В кризис нужна гибкость, Ирина Олеговна, не бюрократическая точность.</w:t>
+      </w:r>
+    </w:p>
+    <w:p>
+      <w:pPr>
+        <w:spacing w:before="0" w:after="110" w:line="300" w:lineRule="auto"/>
+      </w:pPr>
+      <w:r>
+        <w:rPr>
+          <w:rFonts w:ascii="Times New Roman" w:hAnsi="Times New Roman" w:eastAsia="Malgun Gothic"/>
+          <w:b/>
+          <w:i w:val="0"/>
+          <w:sz w:val="22"/>
+        </w:rPr>
+        <w:t xml:space="preserve">Ирина: </w:t>
+      </w:r>
+      <w:r>
+        <w:rPr>
+          <w:rFonts w:ascii="Times New Roman" w:hAnsi="Times New Roman" w:eastAsia="Malgun Gothic"/>
+          <w:b w:val="0"/>
+          <w:i w:val="0"/>
+          <w:sz w:val="22"/>
+        </w:rPr>
+        <w:t>Гибкость уже пробовали, Борис Игоревич. Июль четырнадцатого года: военное положение в губерниях, военная цензура, запрет собраний — всё «на время войны», до победы. Срок казался очевидным.</w:t>
+      </w:r>
+    </w:p>
+    <w:p>
+      <w:pPr>
+        <w:spacing w:before="0" w:after="110" w:line="300" w:lineRule="auto"/>
+      </w:pPr>
+      <w:r>
+        <w:rPr>
+          <w:rFonts w:ascii="Times New Roman" w:hAnsi="Times New Roman" w:eastAsia="Malgun Gothic"/>
+          <w:b/>
+          <w:i w:val="0"/>
+          <w:sz w:val="22"/>
+        </w:rPr>
+        <w:t xml:space="preserve">Радищев: </w:t>
+      </w:r>
+      <w:r>
+        <w:rPr>
+          <w:rFonts w:ascii="Times New Roman" w:hAnsi="Times New Roman" w:eastAsia="Malgun Gothic"/>
+          <w:b w:val="0"/>
+          <w:i w:val="0"/>
+          <w:sz w:val="22"/>
+        </w:rPr>
+        <w:t>И что? Война есть война.</w:t>
+      </w:r>
+    </w:p>
+    <w:p>
+      <w:pPr>
+        <w:spacing w:before="0" w:after="110" w:line="300" w:lineRule="auto"/>
+      </w:pPr>
+      <w:r>
+        <w:rPr>
+          <w:rFonts w:ascii="Times New Roman" w:hAnsi="Times New Roman" w:eastAsia="Malgun Gothic"/>
+          <w:b/>
+          <w:i w:val="0"/>
+          <w:sz w:val="22"/>
+        </w:rPr>
+        <w:t xml:space="preserve">Ирина: </w:t>
+      </w:r>
+      <w:r>
+        <w:rPr>
+          <w:rFonts w:ascii="Times New Roman" w:hAnsi="Times New Roman" w:eastAsia="Malgun Gothic"/>
+          <w:b w:val="0"/>
+          <w:i w:val="0"/>
+          <w:sz w:val="22"/>
+        </w:rPr>
+        <w:t>Война пережила государство, которое эти меры ввело. В феврале семнадцатого империи не стало, а война продолжалась ещё год с лишним, и военную цензуру никто не отменил — её унаследовало следующее правительство. Формулировка «до нормализации» ничем не лучше, чем «до победы». Она не определяет срок — она его отменяет.</w:t>
+      </w:r>
+    </w:p>
+    <w:p>
+      <w:pPr>
+        <w:spacing w:before="0" w:after="110" w:line="300" w:lineRule="auto"/>
+      </w:pPr>
+      <w:r>
+        <w:rPr>
+          <w:rFonts w:ascii="Times New Roman" w:hAnsi="Times New Roman" w:eastAsia="Malgun Gothic"/>
+          <w:b/>
+          <w:i w:val="0"/>
+          <w:sz w:val="22"/>
+        </w:rPr>
+        <w:t xml:space="preserve">Радищев: </w:t>
+      </w:r>
+      <w:r>
+        <w:rPr>
+          <w:rFonts w:ascii="Times New Roman" w:hAnsi="Times New Roman" w:eastAsia="Malgun Gothic"/>
+          <w:b w:val="0"/>
+          <w:i w:val="0"/>
+          <w:sz w:val="22"/>
+        </w:rPr>
+        <w:t>Вы сравниваете пограничный кризис с мировой войной, Ирина Олеговна.</w:t>
+      </w:r>
+    </w:p>
+    <w:p>
+      <w:pPr>
+        <w:spacing w:before="0" w:after="110" w:line="300" w:lineRule="auto"/>
+      </w:pPr>
+      <w:r>
+        <w:rPr>
+          <w:rFonts w:ascii="Times New Roman" w:hAnsi="Times New Roman" w:eastAsia="Malgun Gothic"/>
+          <w:b/>
+          <w:i w:val="0"/>
+          <w:sz w:val="22"/>
+        </w:rPr>
+        <w:t xml:space="preserve">Ирина: </w:t>
+      </w:r>
+      <w:r>
+        <w:rPr>
+          <w:rFonts w:ascii="Times New Roman" w:hAnsi="Times New Roman" w:eastAsia="Malgun Gothic"/>
+          <w:b w:val="0"/>
+          <w:i w:val="0"/>
+          <w:sz w:val="22"/>
+        </w:rPr>
+        <w:t>Я сравниваю формулировки. Они одинаковые.</w:t>
       </w:r>
     </w:p>
     <w:p>
